--- a/BRISAS/EXPENSAS/2026/MARZO/INFORME MARZO.docx
+++ b/BRISAS/EXPENSAS/2026/MARZO/INFORME MARZO.docx
@@ -50,15 +50,18 @@
         <w:pStyle w:val="NormalWeb"/>
       </w:pPr>
       <w:r>
-        <w:t xml:space="preserve">A fin de evitar malos entendidos, recordamos que el personal de espacios verdes (Pili, Juan y Marcelo) trabaja dentro del horario permitido en el barrio, de 8 a 17 </w:t>
-      </w:r>
-      <w:proofErr w:type="spellStart"/>
-      <w:r>
-        <w:t>hs</w:t>
-      </w:r>
-      <w:proofErr w:type="spellEnd"/>
-      <w:r>
-        <w:t>. Solicitamos no comprometerlos a extender su jornada en los lotes, ya que hacerlo constituye una infracción.</w:t>
+        <w:t>A fin de evitar malos entendidos, recordamos que el personal de espacios verdes (Pili, Juan y Marcelo) trabaja dentro del horario permitido en el barrio, de 8 a 17 hs. Solicitamos no comprometerlos a extender su jornada en los lotes, ya que hacerlo constituye una infracción.</w:t>
+      </w:r>
+    </w:p>
+    <w:p>
+      <w:pPr>
+        <w:pStyle w:val="NormalWeb"/>
+      </w:pPr>
+      <w:r>
+        <w:t>Por otro lado, se</w:t>
+      </w:r>
+      <w:r>
+        <w:t xml:space="preserve"> firmó contrato con Telecentro y próximamente se estará comunicando la fecha de inicio en la que la empresa comenzará a cablear con fibra óptica.</w:t>
       </w:r>
     </w:p>
     <w:p>
@@ -109,15 +112,7 @@
     <w:p/>
     <w:p>
       <w:r>
-        <w:t xml:space="preserve">Los esperamos el </w:t>
-      </w:r>
-      <w:proofErr w:type="spellStart"/>
-      <w:r>
-        <w:t>dia</w:t>
-      </w:r>
-      <w:proofErr w:type="spellEnd"/>
-      <w:r>
-        <w:t xml:space="preserve"> 16/04 a las 19hs</w:t>
+        <w:t>Los esperamos el dia 16/04 a las 19hs</w:t>
       </w:r>
     </w:p>
     <w:sectPr>

--- a/BRISAS/EXPENSAS/2026/MARZO/INFORME MARZO.docx
+++ b/BRISAS/EXPENSAS/2026/MARZO/INFORME MARZO.docx
@@ -1,6 +1,6 @@
 
 <file path=word/document.xml><?xml version="1.0" encoding="utf-8"?>
-<w:document xmlns:wpc="http://schemas.microsoft.com/office/word/2010/wordprocessingCanvas" xmlns:cx="http://schemas.microsoft.com/office/drawing/2014/chartex" xmlns:cx1="http://schemas.microsoft.com/office/drawing/2015/9/8/chartex" xmlns:cx2="http://schemas.microsoft.com/office/drawing/2015/10/21/chartex" xmlns:cx3="http://schemas.microsoft.com/office/drawing/2016/5/9/chartex" xmlns:cx4="http://schemas.microsoft.com/office/drawing/2016/5/10/chartex" xmlns:cx5="http://schemas.microsoft.com/office/drawing/2016/5/11/chartex" xmlns:cx6="http://schemas.microsoft.com/office/drawing/2016/5/12/chartex" xmlns:cx7="http://schemas.microsoft.com/office/drawing/2016/5/13/chartex" xmlns:cx8="http://schemas.microsoft.com/office/drawing/2016/5/14/chartex" xmlns:mc="http://schemas.openxmlformats.org/markup-compatibility/2006" xmlns:aink="http://schemas.microsoft.com/office/drawing/2016/ink" xmlns:am3d="http://schemas.microsoft.com/office/drawing/2017/model3d" xmlns:o="urn:schemas-microsoft-com:office:office" xmlns:r="http://schemas.openxmlformats.org/officeDocument/2006/relationships" xmlns:m="http://schemas.openxmlformats.org/officeDocument/2006/math" xmlns:v="urn:schemas-microsoft-com:vml" xmlns:wp14="http://schemas.microsoft.com/office/word/2010/wordprocessingDrawing" xmlns:wp="http://schemas.openxmlformats.org/drawingml/2006/wordprocessingDrawing" xmlns:w10="urn:schemas-microsoft-com:office:word" xmlns:w="http://schemas.openxmlformats.org/wordprocessingml/2006/main" xmlns:w14="http://schemas.microsoft.com/office/word/2010/wordml" xmlns:w15="http://schemas.microsoft.com/office/word/2012/wordml" xmlns:w16cex="http://schemas.microsoft.com/office/word/2018/wordml/cex" xmlns:w16cid="http://schemas.microsoft.com/office/word/2016/wordml/cid" xmlns:w16="http://schemas.microsoft.com/office/word/2018/wordml" xmlns:w16sdtdh="http://schemas.microsoft.com/office/word/2020/wordml/sdtdatahash" xmlns:w16se="http://schemas.microsoft.com/office/word/2015/wordml/symex" xmlns:wpg="http://schemas.microsoft.com/office/word/2010/wordprocessingGroup" xmlns:wpi="http://schemas.microsoft.com/office/word/2010/wordprocessingInk" xmlns:wne="http://schemas.microsoft.com/office/word/2006/wordml" xmlns:wps="http://schemas.microsoft.com/office/word/2010/wordprocessingShape" mc:Ignorable="w14 w15 w16se w16cid w16 w16cex w16sdtdh wp14">
+<w:document xmlns:wpc="http://schemas.microsoft.com/office/word/2010/wordprocessingCanvas" xmlns:cx="http://schemas.microsoft.com/office/drawing/2014/chartex" xmlns:cx1="http://schemas.microsoft.com/office/drawing/2015/9/8/chartex" xmlns:cx2="http://schemas.microsoft.com/office/drawing/2015/10/21/chartex" xmlns:cx3="http://schemas.microsoft.com/office/drawing/2016/5/9/chartex" xmlns:cx4="http://schemas.microsoft.com/office/drawing/2016/5/10/chartex" xmlns:cx5="http://schemas.microsoft.com/office/drawing/2016/5/11/chartex" xmlns:cx6="http://schemas.microsoft.com/office/drawing/2016/5/12/chartex" xmlns:cx7="http://schemas.microsoft.com/office/drawing/2016/5/13/chartex" xmlns:cx8="http://schemas.microsoft.com/office/drawing/2016/5/14/chartex" xmlns:mc="http://schemas.openxmlformats.org/markup-compatibility/2006" xmlns:aink="http://schemas.microsoft.com/office/drawing/2016/ink" xmlns:am3d="http://schemas.microsoft.com/office/drawing/2017/model3d" xmlns:o="urn:schemas-microsoft-com:office:office" xmlns:oel="http://schemas.microsoft.com/office/2019/extlst" xmlns:r="http://schemas.openxmlformats.org/officeDocument/2006/relationships" xmlns:m="http://schemas.openxmlformats.org/officeDocument/2006/math" xmlns:v="urn:schemas-microsoft-com:vml" xmlns:wp14="http://schemas.microsoft.com/office/word/2010/wordprocessingDrawing" xmlns:wp="http://schemas.openxmlformats.org/drawingml/2006/wordprocessingDrawing" xmlns:w10="urn:schemas-microsoft-com:office:word" xmlns:w="http://schemas.openxmlformats.org/wordprocessingml/2006/main" xmlns:w14="http://schemas.microsoft.com/office/word/2010/wordml" xmlns:w15="http://schemas.microsoft.com/office/word/2012/wordml" xmlns:w16cex="http://schemas.microsoft.com/office/word/2018/wordml/cex" xmlns:w16cid="http://schemas.microsoft.com/office/word/2016/wordml/cid" xmlns:w16="http://schemas.microsoft.com/office/word/2018/wordml" xmlns:w16du="http://schemas.microsoft.com/office/word/2023/wordml/word16du" xmlns:w16sdtdh="http://schemas.microsoft.com/office/word/2020/wordml/sdtdatahash" xmlns:w16sdtfl="http://schemas.microsoft.com/office/word/2024/wordml/sdtformatlock" xmlns:w16se="http://schemas.microsoft.com/office/word/2015/wordml/symex" xmlns:wpg="http://schemas.microsoft.com/office/word/2010/wordprocessingGroup" xmlns:wpi="http://schemas.microsoft.com/office/word/2010/wordprocessingInk" xmlns:wne="http://schemas.microsoft.com/office/word/2006/wordml" xmlns:wps="http://schemas.microsoft.com/office/word/2010/wordprocessingShape" mc:Ignorable="w14 w15 w16se w16cid w16 w16cex w16sdtdh w16sdtfl w16du wp14">
   <w:body>
     <w:p>
       <w:pPr>
@@ -50,15 +50,18 @@
         <w:pStyle w:val="NormalWeb"/>
       </w:pPr>
       <w:r>
-        <w:t xml:space="preserve">A fin de evitar malos entendidos, recordamos que el personal de espacios verdes (Pili, Juan y Marcelo) trabaja dentro del horario permitido en el barrio, de 8 a 17 </w:t>
-      </w:r>
-      <w:proofErr w:type="spellStart"/>
-      <w:r>
-        <w:t>hs</w:t>
-      </w:r>
-      <w:proofErr w:type="spellEnd"/>
-      <w:r>
-        <w:t>. Solicitamos no comprometerlos a extender su jornada en los lotes, ya que hacerlo constituye una infracción.</w:t>
+        <w:t>A fin de evitar malos entendidos, recordamos que el personal de espacios verdes (Pili, Juan y Marcelo) trabaja dentro del horario permitido en el barrio, de 8 a 17 hs. Solicitamos no comprometerlos a extender su jornada en los lotes, ya que hacerlo constituye una infracción.</w:t>
+      </w:r>
+    </w:p>
+    <w:p>
+      <w:pPr>
+        <w:pStyle w:val="NormalWeb"/>
+      </w:pPr>
+      <w:r>
+        <w:t>Por otro lado, s</w:t>
+      </w:r>
+      <w:r>
+        <w:t>e firmó contrato con Telecentro y próximamente se estará comunicando la fecha de inicio en la que la empresa comenzará a cablear con fibra óptica.</w:t>
       </w:r>
     </w:p>
     <w:p>
@@ -105,19 +108,52 @@
         <w:t>Administración</w:t>
       </w:r>
     </w:p>
-    <w:p/>
-    <w:p/>
-    <w:p>
-      <w:r>
-        <w:t xml:space="preserve">Los esperamos el </w:t>
-      </w:r>
-      <w:proofErr w:type="spellStart"/>
-      <w:r>
-        <w:t>dia</w:t>
-      </w:r>
-      <w:proofErr w:type="spellEnd"/>
-      <w:r>
-        <w:t xml:space="preserve"> 16/04 a las 19hs</w:t>
+    <w:p>
+      <w:r>
+        <w:rPr>
+          <w:noProof/>
+        </w:rPr>
+        <w:drawing>
+          <wp:inline distT="0" distB="0" distL="0" distR="0" wp14:anchorId="1BD80524" wp14:editId="3254939E">
+            <wp:extent cx="5867400" cy="1943100"/>
+            <wp:effectExtent l="0" t="0" r="0" b="0"/>
+            <wp:docPr id="403698927" name="Imagen 1"/>
+            <wp:cNvGraphicFramePr>
+              <a:graphicFrameLocks xmlns:a="http://schemas.openxmlformats.org/drawingml/2006/main" noChangeAspect="1"/>
+            </wp:cNvGraphicFramePr>
+            <a:graphic xmlns:a="http://schemas.openxmlformats.org/drawingml/2006/main">
+              <a:graphicData uri="http://schemas.openxmlformats.org/drawingml/2006/picture">
+                <pic:pic xmlns:pic="http://schemas.openxmlformats.org/drawingml/2006/picture">
+                  <pic:nvPicPr>
+                    <pic:cNvPr id="403698927" name="Imagen 403698927"/>
+                    <pic:cNvPicPr/>
+                  </pic:nvPicPr>
+                  <pic:blipFill>
+                    <a:blip r:embed="rId5" cstate="print">
+                      <a:extLst>
+                        <a:ext uri="{28A0092B-C50C-407E-A947-70E740481C1C}">
+                          <a14:useLocalDpi xmlns:a14="http://schemas.microsoft.com/office/drawing/2010/main" val="0"/>
+                        </a:ext>
+                      </a:extLst>
+                    </a:blip>
+                    <a:stretch>
+                      <a:fillRect/>
+                    </a:stretch>
+                  </pic:blipFill>
+                  <pic:spPr>
+                    <a:xfrm>
+                      <a:off x="0" y="0"/>
+                      <a:ext cx="5876444" cy="1946095"/>
+                    </a:xfrm>
+                    <a:prstGeom prst="rect">
+                      <a:avLst/>
+                    </a:prstGeom>
+                  </pic:spPr>
+                </pic:pic>
+              </a:graphicData>
+            </a:graphic>
+          </wp:inline>
+        </w:drawing>
       </w:r>
     </w:p>
     <w:sectPr>
@@ -131,7 +167,7 @@
 </file>
 
 <file path=word/styles.xml><?xml version="1.0" encoding="utf-8"?>
-<w:styles xmlns:mc="http://schemas.openxmlformats.org/markup-compatibility/2006" xmlns:r="http://schemas.openxmlformats.org/officeDocument/2006/relationships" xmlns:w="http://schemas.openxmlformats.org/wordprocessingml/2006/main" xmlns:w14="http://schemas.microsoft.com/office/word/2010/wordml" xmlns:w15="http://schemas.microsoft.com/office/word/2012/wordml" xmlns:w16cex="http://schemas.microsoft.com/office/word/2018/wordml/cex" xmlns:w16cid="http://schemas.microsoft.com/office/word/2016/wordml/cid" xmlns:w16="http://schemas.microsoft.com/office/word/2018/wordml" xmlns:w16sdtdh="http://schemas.microsoft.com/office/word/2020/wordml/sdtdatahash" xmlns:w16se="http://schemas.microsoft.com/office/word/2015/wordml/symex" mc:Ignorable="w14 w15 w16se w16cid w16 w16cex w16sdtdh">
+<w:styles xmlns:mc="http://schemas.openxmlformats.org/markup-compatibility/2006" xmlns:r="http://schemas.openxmlformats.org/officeDocument/2006/relationships" xmlns:w="http://schemas.openxmlformats.org/wordprocessingml/2006/main" xmlns:w14="http://schemas.microsoft.com/office/word/2010/wordml" xmlns:w15="http://schemas.microsoft.com/office/word/2012/wordml" xmlns:w16cex="http://schemas.microsoft.com/office/word/2018/wordml/cex" xmlns:w16cid="http://schemas.microsoft.com/office/word/2016/wordml/cid" xmlns:w16="http://schemas.microsoft.com/office/word/2018/wordml" xmlns:w16du="http://schemas.microsoft.com/office/word/2023/wordml/word16du" xmlns:w16sdtdh="http://schemas.microsoft.com/office/word/2020/wordml/sdtdatahash" xmlns:w16sdtfl="http://schemas.microsoft.com/office/word/2024/wordml/sdtformatlock" xmlns:w16se="http://schemas.microsoft.com/office/word/2015/wordml/symex" mc:Ignorable="w14 w15 w16se w16cid w16 w16cex w16sdtdh w16sdtfl w16du">
   <w:docDefaults>
     <w:rPrDefault>
       <w:rPr>
@@ -560,7 +596,6 @@
     <w:name w:val="Normal (Web)"/>
     <w:basedOn w:val="Normal"/>
     <w:uiPriority w:val="99"/>
-    <w:semiHidden/>
     <w:unhideWhenUsed/>
     <w:rsid w:val="00D639D6"/>
     <w:pPr>
